--- a/dist/submission_v2/P7_Capstone_VN.docx
+++ b/dist/submission_v2/P7_Capstone_VN.docx
@@ -150,6 +150,42 @@
       </w:r>
       <w:r>
         <w:t xml:space="preserve">quốc tế hóa–hiệu quả doanh nghiệp; hình chữ U ngược; chế độ thể chế; năng lực số; châu Á–Thái Bình Dương; Khảo sát Doanh nghiệp Thế giới</w:t>
+      </w:r>
+    </w:p>
+    <w:p>
+      <w:pPr>
+        <w:pStyle w:val="BodyText"/>
+      </w:pPr>
+      <w:r>
+        <w:rPr>
+          <w:bCs/>
+          <w:b/>
+        </w:rPr>
+        <w:t xml:space="preserve">Phân loại JEL:</w:t>
+      </w:r>
+      <w:r>
+        <w:t xml:space="preserve"> </w:t>
+      </w:r>
+      <w:r>
+        <w:t xml:space="preserve">F23; O33; D22; L25; O53.</w:t>
+      </w:r>
+    </w:p>
+    <w:p>
+      <w:pPr>
+        <w:pStyle w:val="BodyText"/>
+      </w:pPr>
+      <w:r>
+        <w:rPr>
+          <w:bCs/>
+          <w:b/>
+        </w:rPr>
+        <w:t xml:space="preserve">Loại bài:</w:t>
+      </w:r>
+      <w:r>
+        <w:t xml:space="preserve"> </w:t>
+      </w:r>
+      <w:r>
+        <w:t xml:space="preserve">Bài báo nghiên cứu.</w:t>
       </w:r>
     </w:p>
     <w:p>

--- a/dist/submission_v2/P7_Capstone_VN.docx
+++ b/dist/submission_v2/P7_Capstone_VN.docx
@@ -930,7 +930,36 @@
         <w:pStyle w:val="Compact"/>
       </w:pPr>
       <w:r>
-        <w:t xml:space="preserve">FSTS×TCI: β = −0,144 (NS), tương tác nhánh lên không có ý nghĩa thống kê</w:t>
+        <w:t xml:space="preserve">FSTS×TCI:</w:t>
+      </w:r>
+      <w:r>
+        <w:t xml:space="preserve"> </w:t>
+      </w:r>
+      <m:oMath>
+        <m:r>
+          <m:t>β</m:t>
+        </m:r>
+        <m:r>
+          <m:rPr>
+            <m:sty m:val="p"/>
+          </m:rPr>
+          <m:t>=</m:t>
+        </m:r>
+        <m:r>
+          <m:rPr>
+            <m:sty m:val="p"/>
+          </m:rPr>
+          <m:t>−</m:t>
+        </m:r>
+        <m:r>
+          <m:t>0.144</m:t>
+        </m:r>
+      </m:oMath>
+      <w:r>
+        <w:t xml:space="preserve"> </w:t>
+      </w:r>
+      <w:r>
+        <w:t xml:space="preserve">(NS), tương tác nhánh lên không có ý nghĩa thống kê</w:t>
       </w:r>
     </w:p>
     <w:p>
@@ -942,7 +971,36 @@
         <w:pStyle w:val="Compact"/>
       </w:pPr>
       <w:r>
-        <w:t xml:space="preserve">FSTS²×TCI: β = −0,137 (NS trong M7; vẫn NS trong M8, p = ,129)</w:t>
+        <w:t xml:space="preserve">FSTS²×TCI:</w:t>
+      </w:r>
+      <w:r>
+        <w:t xml:space="preserve"> </w:t>
+      </w:r>
+      <m:oMath>
+        <m:r>
+          <m:t>β</m:t>
+        </m:r>
+        <m:r>
+          <m:rPr>
+            <m:sty m:val="p"/>
+          </m:rPr>
+          <m:t>=</m:t>
+        </m:r>
+        <m:r>
+          <m:rPr>
+            <m:sty m:val="p"/>
+          </m:rPr>
+          <m:t>−</m:t>
+        </m:r>
+        <m:r>
+          <m:t>0.137</m:t>
+        </m:r>
+      </m:oMath>
+      <w:r>
+        <w:t xml:space="preserve"> </w:t>
+      </w:r>
+      <w:r>
+        <w:t xml:space="preserve">(NS trong M7; vẫn NS trong M8, p = ,129)</w:t>
       </w:r>
     </w:p>
     <w:p>
@@ -1046,7 +1104,53 @@
         <w:pStyle w:val="BodyText"/>
       </w:pPr>
       <w:r>
-        <w:t xml:space="preserve">Kinh nghiệm nhà quản lý (β = +0,007, p = ,026) và nhà quản lý nữ cấp cao (β = +0,185, p &lt; ,001) đều nâng cao hiệu quả doanh nghiệp độc lập với FSTS trong M9. Hiệu ứng kinh nghiệm ngụ ý khoảng 0,7% năng suất lao động cao hơn trên mỗi năm kinh nghiệm ngành bổ sung; hiệu ứng nhà quản lý nữ cấp cao ngụ ý khoảng 20% phần bù hiệu quả (exp(0,185) − 1 ≈ 20%). Tương tác FSTS×kinh_nghiệm_nhà_quản_lý không có ý nghĩa thống kê trong M9 (β = −0,012, p = ,133), nhưng đạt p = ,053 trong M11 (β = −0,019, †), gợi ý rằng trong đặc tả đầy đủ, các nhà quản lý có kinh nghiệm hơn điều hướng tốt hơn các thách thức phối hợp FSTS cao (tương tác âm tính = suy giảm hiệu quả nhỏ hơn trên điểm ngưỡng).</w:t>
+        <w:t xml:space="preserve">Kinh nghiệm nhà quản lý (β = +0,007, p = ,026) và nhà quản lý nữ cấp cao (β = +0,185, p &lt; ,001) đều nâng cao hiệu quả doanh nghiệp độc lập với FSTS trong M9. Hiệu ứng kinh nghiệm ngụ ý khoảng 0,7% năng suất lao động cao hơn trên mỗi năm kinh nghiệm ngành bổ sung; hiệu ứng nhà quản lý nữ cấp cao ngụ ý khoảng 20% phần bù hiệu quả (exp(0,185) − 1 ≈ 20%). Tương tác FSTS×kinh_nghiệm_nhà_quản_lý không có ý nghĩa thống kê trong M9 (</w:t>
+      </w:r>
+      <m:oMath>
+        <m:r>
+          <m:t>β</m:t>
+        </m:r>
+        <m:r>
+          <m:rPr>
+            <m:sty m:val="p"/>
+          </m:rPr>
+          <m:t>=</m:t>
+        </m:r>
+        <m:r>
+          <m:rPr>
+            <m:sty m:val="p"/>
+          </m:rPr>
+          <m:t>−</m:t>
+        </m:r>
+        <m:r>
+          <m:t>0.012</m:t>
+        </m:r>
+      </m:oMath>
+      <w:r>
+        <w:t xml:space="preserve">, p = ,133), nhưng đạt p = ,053 trong M11 (</w:t>
+      </w:r>
+      <m:oMath>
+        <m:r>
+          <m:t>β</m:t>
+        </m:r>
+        <m:r>
+          <m:rPr>
+            <m:sty m:val="p"/>
+          </m:rPr>
+          <m:t>=</m:t>
+        </m:r>
+        <m:r>
+          <m:rPr>
+            <m:sty m:val="p"/>
+          </m:rPr>
+          <m:t>−</m:t>
+        </m:r>
+        <m:r>
+          <m:t>0.019</m:t>
+        </m:r>
+      </m:oMath>
+      <w:r>
+        <w:t xml:space="preserve">, †), gợi ý rằng trong đặc tả đầy đủ, các nhà quản lý có kinh nghiệm hơn điều hướng tốt hơn các thách thức phối hợp FSTS cao (tương tác âm tính = suy giảm hiệu quả nhỏ hơn trên điểm ngưỡng).</w:t>
       </w:r>
     </w:p>
     <w:p>
@@ -1118,7 +1222,30 @@
         <w:pStyle w:val="BodyText"/>
       </w:pPr>
       <w:r>
-        <w:t xml:space="preserve">Liên quan hơn cho H5 là các số hạng tương tác: FSTS×ICRV (β = +1,762, p &lt; ,001) và FSTS²×ICRV (β = −2,746, p &lt; ,001). Điều này cho thấy độ dốc lên của đường cong I–P dốc hơn ở các nền kinh tế thể chế yếu hơn (nhóm ICRV cao hơn). Tuy nhiên, độ dốc xuống cũng vậy, có nghĩa là đỉnh của hình chữ U ngược xảy ra ở mức cường độ xuất khẩu thấp hơn trong các nền kinh tế thể chế mạnh hơn (số ICRV thấp hơn) và rõ ràng hơn trong các nền kinh tế thể chế yếu hơn. Phân tách theo nhóm ICRV: với các nền kinh tế Nhóm I (Advanced Innovation, Đổi mới tiên tiến), điểm ngưỡng ước tính là khoảng 28%; với Nhóm V–VI (Frontier/SIDS, Tiên phong/Quốc đảo Nhỏ), điểm ngưỡng ước tính là khoảng 55%. Mẫu này nhất quán với các doanh nghiệp trong các nền kinh tế thể chế tiên tiến thu hồi chi phí quốc tế hóa ở mức cường độ xuất khẩu thấp hơn, trong khi các doanh nghiệp trong môi trường thể chế yếu hơn cần cam kết xuất khẩu lớn hơn để đạt đỉnh hiệu quả.</w:t>
+        <w:t xml:space="preserve">Liên quan hơn cho H5 là các số hạng tương tác: FSTS×ICRV (β = +1,762, p &lt; ,001) và FSTS²×ICRV (</w:t>
+      </w:r>
+      <m:oMath>
+        <m:r>
+          <m:t>β</m:t>
+        </m:r>
+        <m:r>
+          <m:rPr>
+            <m:sty m:val="p"/>
+          </m:rPr>
+          <m:t>=</m:t>
+        </m:r>
+        <m:r>
+          <m:rPr>
+            <m:sty m:val="p"/>
+          </m:rPr>
+          <m:t>−</m:t>
+        </m:r>
+        <m:r>
+          <m:t>2.746</m:t>
+        </m:r>
+      </m:oMath>
+      <w:r>
+        <w:t xml:space="preserve">, p &lt; ,001). Điều này cho thấy độ dốc lên của đường cong I–P dốc hơn ở các nền kinh tế thể chế yếu hơn (nhóm ICRV cao hơn). Tuy nhiên, độ dốc xuống cũng vậy, có nghĩa là đỉnh của hình chữ U ngược xảy ra ở mức cường độ xuất khẩu thấp hơn trong các nền kinh tế thể chế mạnh hơn (số ICRV thấp hơn) và rõ ràng hơn trong các nền kinh tế thể chế yếu hơn. Phân tách theo nhóm ICRV: với các nền kinh tế Nhóm I (Advanced Innovation, Đổi mới tiên tiến), điểm ngưỡng ước tính là khoảng 28%; với Nhóm V–VI (Frontier/SIDS, Tiên phong/Quốc đảo Nhỏ), điểm ngưỡng ước tính là khoảng 55%. Mẫu này nhất quán với các doanh nghiệp trong các nền kinh tế thể chế tiên tiến thu hồi chi phí quốc tế hóa ở mức cường độ xuất khẩu thấp hơn, trong khi các doanh nghiệp trong môi trường thể chế yếu hơn cần cam kết xuất khẩu lớn hơn để đạt đỉnh hiệu quả.</w:t>
       </w:r>
     </w:p>
     <w:p>
@@ -1166,7 +1293,30 @@
         <w:pStyle w:val="BodyText"/>
       </w:pPr>
       <w:r>
-        <w:t xml:space="preserve">Mô hình capstone thêm tất cả các tương tác ba chiều (FSTS×DAI×ICRV, cộng với các tương tác bậc thấp hơn cấu thành). Kiểm định Lind–Mehlum trong M11 xác nhận hình chữ U ngược (TP = 34,6%, LM p = ,002), thiết lập rằng hình chữ U ngược giữ vững ngay cả trong đặc tả đòi hỏi nhất. Tương tác DAI×ICRV (β = +0,060, p = ,012, *) có ý nghĩa thống kê, nhất quán với dự đoán CDCM rằng năng lực số cung cấp hiệu ứng hiệu quả mạnh hơn trên mỗi đơn vị trong môi trường thể chế yếu hơn. Số hạng ba chiều FSTS×DAI×ICRV (β = −0,001, NS) không có ý nghĩa thống kê, cho thấy hiệu ứng tái tạo đường cong DAI được ghi nhận trong M8/M9 không biến đổi có hệ thống qua gradient thể chế (institutional gradient) ICRV trong đặc tả này.</w:t>
+        <w:t xml:space="preserve">Mô hình capstone thêm tất cả các tương tác ba chiều (FSTS×DAI×ICRV, cộng với các tương tác bậc thấp hơn cấu thành). Kiểm định Lind–Mehlum trong M11 xác nhận hình chữ U ngược (TP = 34,6%, LM p = ,002), thiết lập rằng hình chữ U ngược giữ vững ngay cả trong đặc tả đòi hỏi nhất. Tương tác DAI×ICRV (β = +0,060, p = ,012, *) có ý nghĩa thống kê, nhất quán với dự đoán CDCM rằng năng lực số cung cấp hiệu ứng hiệu quả mạnh hơn trên mỗi đơn vị trong môi trường thể chế yếu hơn. Số hạng ba chiều FSTS×DAI×ICRV (</w:t>
+      </w:r>
+      <m:oMath>
+        <m:r>
+          <m:t>β</m:t>
+        </m:r>
+        <m:r>
+          <m:rPr>
+            <m:sty m:val="p"/>
+          </m:rPr>
+          <m:t>=</m:t>
+        </m:r>
+        <m:r>
+          <m:rPr>
+            <m:sty m:val="p"/>
+          </m:rPr>
+          <m:t>−</m:t>
+        </m:r>
+        <m:r>
+          <m:t>0.001</m:t>
+        </m:r>
+      </m:oMath>
+      <w:r>
+        <w:t xml:space="preserve">, NS) không có ý nghĩa thống kê, cho thấy hiệu ứng tái tạo đường cong DAI được ghi nhận trong M8/M9 không biến đổi có hệ thống qua gradient thể chế (institutional gradient) ICRV trong đặc tả này.</w:t>
       </w:r>
     </w:p>
     <w:p>
